--- a/2.GitHub_Notes/GItHub_Class_3.docx
+++ b/2.GitHub_Notes/GItHub_Class_3.docx
@@ -2497,6 +2497,7 @@
       </w:r>
       <w:r>
         <w:rPr>
+          <w:noProof/>
           <w:sz w:val="28"/>
         </w:rPr>
         <w:drawing>
@@ -2571,6 +2572,7 @@
       </w:pPr>
       <w:r>
         <w:rPr>
+          <w:noProof/>
           <w:sz w:val="28"/>
         </w:rPr>
         <w:drawing>
@@ -2643,6 +2645,7 @@
       </w:r>
       <w:r>
         <w:rPr>
+          <w:noProof/>
           <w:sz w:val="28"/>
         </w:rPr>
         <w:drawing>
@@ -2716,6 +2719,7 @@
       </w:r>
       <w:r>
         <w:rPr>
+          <w:noProof/>
           <w:sz w:val="28"/>
         </w:rPr>
         <w:drawing>
@@ -2775,6 +2779,7 @@
       </w:r>
       <w:r>
         <w:rPr>
+          <w:noProof/>
           <w:sz w:val="28"/>
         </w:rPr>
         <w:drawing>
@@ -2864,6 +2869,7 @@
       </w:pPr>
       <w:r>
         <w:rPr>
+          <w:noProof/>
           <w:sz w:val="28"/>
         </w:rPr>
         <w:drawing>
@@ -2961,6 +2967,7 @@
       </w:pPr>
       <w:r>
         <w:rPr>
+          <w:noProof/>
           <w:sz w:val="28"/>
         </w:rPr>
         <w:drawing>
@@ -3056,6 +3063,7 @@
       </w:pPr>
       <w:r>
         <w:rPr>
+          <w:noProof/>
           <w:sz w:val="28"/>
         </w:rPr>
         <w:drawing>
@@ -3122,6 +3130,7 @@
       </w:r>
       <w:r>
         <w:rPr>
+          <w:noProof/>
           <w:sz w:val="28"/>
         </w:rPr>
         <w:drawing>
@@ -3283,6 +3292,7 @@
       </w:pPr>
       <w:r>
         <w:rPr>
+          <w:noProof/>
           <w:sz w:val="28"/>
         </w:rPr>
         <w:lastRenderedPageBreak/>
@@ -3370,6 +3380,7 @@
       </w:r>
       <w:r>
         <w:rPr>
+          <w:noProof/>
           <w:sz w:val="28"/>
         </w:rPr>
         <w:drawing>
@@ -3505,6 +3516,7 @@
       </w:r>
       <w:r>
         <w:rPr>
+          <w:noProof/>
           <w:sz w:val="28"/>
         </w:rPr>
         <w:drawing>
@@ -3565,6 +3577,7 @@
       </w:pPr>
       <w:r>
         <w:rPr>
+          <w:noProof/>
           <w:sz w:val="28"/>
         </w:rPr>
         <w:drawing>
@@ -3678,6 +3691,7 @@
       </w:r>
       <w:r>
         <w:rPr>
+          <w:noProof/>
           <w:sz w:val="28"/>
         </w:rPr>
         <w:drawing>
@@ -3783,6 +3797,7 @@
       </w:pPr>
       <w:r>
         <w:rPr>
+          <w:noProof/>
           <w:sz w:val="28"/>
         </w:rPr>
         <w:lastRenderedPageBreak/>
@@ -3863,6 +3878,7 @@
       </w:r>
       <w:r>
         <w:rPr>
+          <w:noProof/>
           <w:sz w:val="28"/>
         </w:rPr>
         <w:drawing>
@@ -3968,6 +3984,7 @@
       </w:r>
       <w:r>
         <w:rPr>
+          <w:noProof/>
           <w:color w:val="C00000"/>
           <w:sz w:val="28"/>
         </w:rPr>
@@ -4033,6 +4050,7 @@
       </w:pPr>
       <w:r>
         <w:rPr>
+          <w:noProof/>
           <w:color w:val="000000" w:themeColor="text1"/>
           <w:sz w:val="28"/>
         </w:rPr>
@@ -4112,6 +4130,7 @@
       </w:r>
       <w:r>
         <w:rPr>
+          <w:noProof/>
           <w:sz w:val="28"/>
         </w:rPr>
         <w:drawing>
@@ -4168,23 +4187,47 @@
         <w:rPr>
           <w:sz w:val="28"/>
         </w:rPr>
-        <w:t>Now we revoke the deleted kk.txt file again by using the command</w:t>
-      </w:r>
+        <w:t>Now we revoke the de</w:t>
+      </w:r>
+      <w:r>
+        <w:rPr>
+          <w:sz w:val="28"/>
+        </w:rPr>
+        <w:t>leted kk.txt file again by executing</w:t>
+      </w:r>
+      <w:r>
+        <w:rPr>
+          <w:sz w:val="28"/>
+        </w:rPr>
+        <w:t xml:space="preserve"> the</w:t>
+      </w:r>
+      <w:r>
+        <w:rPr>
+          <w:sz w:val="28"/>
+        </w:rPr>
+        <w:t xml:space="preserve"> below</w:t>
+      </w:r>
+      <w:r>
+        <w:rPr>
+          <w:sz w:val="28"/>
+        </w:rPr>
+        <w:t xml:space="preserve"> command</w:t>
+      </w:r>
+      <w:r>
+        <w:rPr>
+          <w:sz w:val="28"/>
+        </w:rPr>
+        <w:br/>
+      </w:r>
+    </w:p>
+    <w:p>
+      <w:pPr>
+        <w:rPr>
+          <w:sz w:val="28"/>
+        </w:rPr>
+      </w:pPr>
       <w:bookmarkStart w:id="0" w:name="_GoBack"/>
       <w:bookmarkEnd w:id="0"/>
-      <w:r>
-        <w:rPr>
-          <w:sz w:val="28"/>
-        </w:rPr>
-        <w:br/>
-      </w:r>
-    </w:p>
-    <w:p>
-      <w:pPr>
-        <w:rPr>
-          <w:sz w:val="28"/>
-        </w:rPr>
-      </w:pPr>
     </w:p>
     <w:p>
       <w:pPr>
@@ -5294,7 +5337,7 @@
 </file>
 
 <file path=customXml/itemProps1.xml><?xml version="1.0" encoding="utf-8"?>
-<ds:datastoreItem xmlns:ds="http://schemas.openxmlformats.org/officeDocument/2006/customXml" ds:itemID="{2B9777B6-BDF3-4C0D-B272-C4876FE1E64C}">
+<ds:datastoreItem xmlns:ds="http://schemas.openxmlformats.org/officeDocument/2006/customXml" ds:itemID="{50E88078-659A-49C3-8DA2-8EA5C2879789}">
   <ds:schemaRefs>
     <ds:schemaRef ds:uri="http://schemas.openxmlformats.org/officeDocument/2006/bibliography"/>
   </ds:schemaRefs>
